--- a/Module Edit Docs/I16 - Edit Doc.docx
+++ b/Module Edit Docs/I16 - Edit Doc.docx
@@ -18,6 +18,87 @@
           <w:sz w:val="19"/>
         </w:rPr>
         <w:t>HOW TO USE: edit the wording directly (Track Changes if you like). For layout or a figure (size, position, wrong/missing image) write a short instruction in [brackets] right where it applies. Send it back and I apply the wording to the page and the layout notes to the styling, then regenerate. This is a content+notes doc, so it will not look exactly like the web page.</w:t>
+      </w:r>
+    </w:p>
+    <w:p/>
+    <w:p>
+      <w:r>
+        <w:rPr>
+          <w:b/>
+          <w:color w:val="B00000"/>
+          <w:sz w:val="21"/>
+        </w:rPr>
+        <w:t>ISSUES FLAGGED FOR THIS MODULE (6)</w:t>
+      </w:r>
+    </w:p>
+    <w:p>
+      <w:r>
+        <w:rPr>
+          <w:i/>
+          <w:color w:val="5A5A5A"/>
+          <w:sz w:val="19"/>
+        </w:rPr>
+        <w:t>These were found while the module was built and are not part of the prose. SOURCE means the defect is in a deck, a Notion page or the source index and has to be fixed there too. DECISION means it needs your call before the page is final. NOTE is for information. Answer them in [brackets] like any other instruction.</w:t>
+      </w:r>
+    </w:p>
+    <w:p>
+      <w:r>
+        <w:rPr>
+          <w:i/>
+          <w:color w:val="B00000"/>
+          <w:sz w:val="19"/>
+        </w:rPr>
+        <w:t>[SOURCE: INDEX.md orphan O11 inverts its own paper's finding. It files Am J Respir Crit Care Med 1999;160:535 as the "Fick versus thermodilution poor-agreement literature". That is Hoeper 1999, PMID 10430725, which found the opposite: mean difference +0.01 plus or minus 1.1 L/min, explicitly unaffected by low cardiac output or severe tricuspid regurgitation. The real poor-agreement result is Opotowsky 2017, PMID 28877293, and it holds only against estimated Fick, where the methods differ by more than 20 percent in 38 percent of over 12,000 patients. The page is built on that distinction.]</w:t>
+      </w:r>
+    </w:p>
+    <w:p>
+      <w:r>
+        <w:rPr>
+          <w:i/>
+          <w:color w:val="B00000"/>
+          <w:sz w:val="19"/>
+        </w:rPr>
+        <w:t>[SOURCE: Deck slide 401 gives fallback LVOT diameters as "1.8 cm squared for females, 2.0 cm squared for males". Those are centimetres, not square centimetres. The fallback was omitted rather than reproduce the unit error.]</w:t>
+      </w:r>
+    </w:p>
+    <w:p>
+      <w:r>
+        <w:rPr>
+          <w:i/>
+          <w:color w:val="B00000"/>
+          <w:sz w:val="19"/>
+        </w:rPr>
+        <w:t>[SOURCE: Deck slide 411 gives 5.96 L/min where its own inputs give 5.97.]</w:t>
+      </w:r>
+    </w:p>
+    <w:p>
+      <w:r>
+        <w:rPr>
+          <w:i/>
+          <w:color w:val="5A5A5A"/>
+          <w:sz w:val="19"/>
+        </w:rPr>
+        <w:t>[NOTE: The topic-4 Q5 defect recorded in file 02 was already fixed on 2026-07-30, so the warning carried into this build was out of date. The arithmetic gives 6.2 L/min and the page states that.]</w:t>
+      </w:r>
+    </w:p>
+    <w:p>
+      <w:r>
+        <w:rPr>
+          <w:i/>
+          <w:color w:val="5A5A5A"/>
+          <w:sz w:val="19"/>
+        </w:rPr>
+        <w:t>[NOTE: Two claims were dropped for lack of a traceable source: the PAC deck's direct Fick error range of about plus or minus 8 percent, and topic-4 Q10's cardiac output variation figures across the ventilatory cycle. Both are replaced by Jansen 1981 and Stevens 1985.]</w:t>
+      </w:r>
+    </w:p>
+    <w:p>
+      <w:r>
+        <w:rPr>
+          <w:i/>
+          <w:color w:val="5A5A5A"/>
+          <w:sz w:val="19"/>
+        </w:rPr>
+        <w:t>[NOTE: slide393 and slide399 are EMF and unusable in a browser. slide409 and slide411 cover the same teaching, so nothing was lost.]</w:t>
       </w:r>
     </w:p>
     <w:p/>

--- a/Module Edit Docs/I16 - Edit Doc.docx
+++ b/Module Edit Docs/I16 - Edit Doc.docx
@@ -28,7 +28,7 @@
           <w:color w:val="B00000"/>
           <w:sz w:val="21"/>
         </w:rPr>
-        <w:t>ISSUES FLAGGED FOR THIS MODULE (6)</w:t>
+        <w:t>ISSUES FLAGGED FOR THIS MODULE (9)</w:t>
       </w:r>
     </w:p>
     <w:p>
@@ -99,6 +99,36 @@
           <w:sz w:val="19"/>
         </w:rPr>
         <w:t>[NOTE: slide393 and slide399 are EMF and unusable in a browser. slide409 and slide411 cover the same teaching, so nothing was lost.]</w:t>
+      </w:r>
+    </w:p>
+    <w:p>
+      <w:r>
+        <w:rPr>
+          <w:i/>
+          <w:color w:val="0050A0"/>
+          <w:sz w:val="19"/>
+        </w:rPr>
+        <w:t>[DECISION: Gustavo's edit doc has 8 media files against 6 [IMAGE] markers. The two extra images (word/media/image4.png, image7.png, both inside his w:ins) are redrawn versions of the existing slide378 Fick diagram and slide408 CSA/theta alignment diagram, pasted with no comment text and no request to replace anything. Left the current site figures (slide378, slide408) in place. Neal: say if you want either pasted image to replace its site counterpart.]</w:t>
+      </w:r>
+    </w:p>
+    <w:p>
+      <w:r>
+        <w:rPr>
+          <w:i/>
+          <w:color w:val="0050A0"/>
+          <w:sz w:val="19"/>
+        </w:rPr>
+        <w:t>[DECISION: Added a new Doppler physics insight box, a restructured VTI acquisition section, and a Final Reflection closing section per Gustavo's tracked insertions (2026-09-13). Kept the existing quantitative alignment paragraph (20/30 degree cosine values) rather than deleting it as marked, since his replacement paragraph covered the same ground without the numbers (rule: never remove verified content). Neal: confirm this reading is what you want, or say to cut the old paragraph.]</w:t>
+      </w:r>
+    </w:p>
+    <w:p>
+      <w:r>
+        <w:rPr>
+          <w:i/>
+          <w:color w:val="5A5A5A"/>
+          <w:sz w:val="19"/>
+        </w:rPr>
+        <w:t>[NOTE: Fixup pass (2026-09-13) applied three missed Gustavo insertions the first pass's extractor dropped: the TR "rule" paragraph (reworded to drop "honest," now "defensible rule"), the Fick principle mass-balance paragraph (was missing entirely, inserted after the heading), and the Doppler misalignment direction paragraph (replaced the old off-axis-beam sentences, cosine values retained). The struck pulsed-wave paragraph was already superseded by the first pass's three-paragraph restructure, so no deletion was needed. lint_page.py i16.html: 0 problems.]</w:t>
       </w:r>
     </w:p>
     <w:p/>
@@ -172,8 +202,24 @@
       </w:r>
     </w:p>
     <w:p>
+      <w:pPr>
+        <w:pStyle w:val="Heading3"/>
+      </w:pPr>
+      <w:r>
+        <w:t>The computation constant, and what it encodes</w:t>
+      </w:r>
+    </w:p>
+    <w:p>
       <w:r>
         <w:t>K2 is the term clinicians enter and rarely think about, and it is not a fudge factor. Injectate does not arrive in the right atrium at the temperature it left the syringe: it warms travelling down a lumen surrounded by blood at 37 degrees, by an amount that depends on the length, wall thickness and volume of that lumen and on how fast the bolus is pushed. The constant is therefore specific to the catheter model, the injectate volume and the temperature range, which is why manufacturers publish a table rather than a number. Two consequences follow. Selecting the wrong catheter model biases every subsequent measurement, and nothing about the displayed curve looks abnormal. And the constant assumes a technique, since a slow injection gives the bolus more time to warm. Technique sits inside the equation, not next to it.</w:t>
+      </w:r>
+    </w:p>
+    <w:p>
+      <w:pPr>
+        <w:pStyle w:val="Heading3"/>
+      </w:pPr>
+      <w:r>
+        <w:t>What the computer does to the tail of the curve</w:t>
       </w:r>
     </w:p>
     <w:p>
@@ -734,6 +780,14 @@
       </w:r>
     </w:p>
     <w:p>
+      <w:pPr>
+        <w:pStyle w:val="Heading3"/>
+      </w:pPr>
+      <w:r>
+        <w:t>Intracardiac shunt</w:t>
+      </w:r>
+    </w:p>
+    <w:p>
       <w:r>
         <w:t>Shunt produces two different errors that happen to point the same way, and conflating them causes confusion.</w:t>
       </w:r>
@@ -749,6 +803,14 @@
       </w:r>
     </w:p>
     <w:p>
+      <w:pPr>
+        <w:pStyle w:val="Heading3"/>
+      </w:pPr>
+      <w:r>
+        <w:t>Tricuspid regurgitation, where the literature genuinely disagrees</w:t>
+      </w:r>
+    </w:p>
+    <w:p>
       <w:r>
         <w:t>A regurgitant valve lets part of each bolus wash back into the right atrium and cross again later, so indicator arrives at the thermistor in installments rather than as a single pass. The curve becomes low, broad and long tailed, which is the grey curve above, and that shape is precisely what a single-exponential extrapolation was not built for.</w:t>
       </w:r>
@@ -760,17 +822,38 @@
     </w:p>
     <w:p>
       <w:r>
-        <w:t>The three studies worth knowing report exactly that spread. Cigarroa and colleagues (1989) paired thermodilution with Fick or indocyanine green in thirty patients. Without regurgitation, agreement was excellent, at 4.95 plus or minus 1.19 against 4.90 plus or minus 1.11 L/min. In the seventeen with regurgitation, thermodilution was consistently lower, at 4.22 plus or minus 1.45 against 4.99 plus or minus 1.67 L/min. That study is the origin of the underestimation teaching. Balik and colleagues (2002) compared thermodilution with simultaneous transoesophageal Doppler in twenty-seven ventilated patients by regurgitation grade, and the difference widened from 0.5 plus or minus 1.1 L/min with no or first degree, through 0.8 plus or minus 2.0 with second degree, to 1.9 plus or minus 2.3 with third degree, while correlation fell from 0.96 to 0.69. Note what widens fastest: the limits, not just the bias. Hoeper and colleagues (1999) made 105 paired thermodilution and Fick measurements in thirty-five patients with pulmonary hypertension and found a mean difference of plus 0.01 plus or minus 1.1 L/min, unaffected by severe regurgitation or by low output.</w:t>
+        <w:t>The three studies worth knowing report exactly that spread. Cigarroa and colleagues (1989) paired thermodilution with Fick or indocyanine green in thirty patients. Without regurgitation, agreement was excellent, at 4.95 (S.D. +/- 1.19) against 4.90 (S.D. +/- 1.11 L/min). In the seventeen with regurgitation, thermodilution was consistently lower, at 4.22 (S.D. +/- 1.45) against 4.99 (S.D. +/- 1.67 L/min). That study is the origin of the underestimation teaching. Balik and colleagues (2002) compared thermodilution with simultaneous transoesophageal Doppler in twenty-seven ventilated patients by regurgitation grade, and the difference widened from 0.5 (S.D. +/- 1.1 L/min) with no or first degree, through 0.8 (S.D. +/- 2.0) with second degree, to 1.9 (S.D. +/- 2.3) with third degree, while correlation fell from 0.96 to 0.69. Note what widens fastest: the limits, not just the bias. Hoeper and colleagues (1999) made 105 paired thermodilution and Fick measurements in thirty-five patients with pulmonary hypertension and found a mean difference of plus 0.01 (S.D. +/- 1.1 L/min), unaffected by severe regurgitation or by low output.</w:t>
       </w:r>
     </w:p>
     <w:p>
       <w:r>
-        <w:t>So the honest rule is not "thermodilution underestimates in tricuspid regurgitation". Severe regurgitation reliably degrades precision, while a systematic underestimate depends on the population. A single value in severe regurgitation therefore carries much wider uncertainty than usual, and direct Fick with a measured oxygen consumption is the arbiter when a second method disagrees.</w:t>
+        <w:t>Furthermore, a recent systematic review and meta-analysis strengthens the case against treating tricuspid regurgitation as an automatic failure of thermodilution. Abualsaud and colleagues identified eight studies comparing thermodilution with direct Fick in patients with and without tricuspid regurgitation, four of which were suitable for pooled analysis. Moderate to severe regurgitation did not meaningfully alter the correlation between the two methods compared with mild or absent regurgitation. The finding does not prove equivalence: the studies were heterogeneous, carried substantial risk of bias, and correlation does not establish agreement or precision. What it does challenge is the assumption that significant tricuspid regurgitation, by itself, makes thermodilution intrinsically unreliable.</w:t>
+      </w:r>
+    </w:p>
+    <w:p>
+      <w:r>
+        <w:t>So the defensible rule is not "thermodilution underestimates in tricuspid regurgitation," and probably not even "thermodilution is unreliable in tricuspid regurgitation." Regurgitation can distort the indicator-dilution curve and may degrade precision, particularly when severe, but a predictable directional bias has not been consistently demonstrated. Significant tricuspid regurgitation should therefore prompt careful curve inspection, repeated measurements and corroboration of a discordant value rather than automatic rejection of thermodilution. When resolving a clinically important disagreement between methods, direct Fick with measured oxygen consumption remains the arbiter.</w:t>
+      </w:r>
+    </w:p>
+    <w:p>
+      <w:pPr>
+        <w:pStyle w:val="Heading3"/>
+      </w:pPr>
+      <w:r>
+        <w:t>Arrhythmia</w:t>
       </w:r>
     </w:p>
     <w:p>
       <w:r>
         <w:t>Beat to beat variation in stroke volume is a precision problem, not a bias. A bolus injected during a run of short cycles samples a period of low stroke volume, one injected during long cycles samples the opposite, and neither is wrong about the interval it covered. The error is that the interval is short, so the response is to average more injections across more of the rhythm and to widen the least significant change accordingly. What atrial fibrillation does not do is produce a predictable directional error, so "the number is high because she is in atrial fibrillation" is not a legitimate inference in either direction.</w:t>
+      </w:r>
+    </w:p>
+    <w:p>
+      <w:pPr>
+        <w:pStyle w:val="Heading3"/>
+      </w:pPr>
+      <w:r>
+        <w:t>The ventilatory cycle, and a real disagreement about what to do</w:t>
       </w:r>
     </w:p>
     <w:p>
@@ -785,7 +868,15 @@
     </w:p>
     <w:p>
       <w:r>
-        <w:t>Stevens and colleagues asked the clinical version in thirty-two patients, randomising injections to peak inspiration, end exhalation or random timing. Peak inspiration and end exhalation both gave much smaller standard deviations than random timing, and they recommended end exhalation. Nishikawa and Dohi recommend instead injecting at evenly spaced intervals across the ventilation cycle. Both are right and they answer different questions. End-expiratory injection is the most reproducible, always sampling the same point on the same waveform, which is what trending over hours needs. Evenly spaced injections come closest to the true cycle-averaged output, which is what an absolute value fed into a pulmonary vascular resistance or oxygen delivery calculation needs. What neither permits is injecting whenever the syringe is ready.</w:t>
+        <w:t>Stevens and colleagues asked the clinical version in thirty-two patients, randomising injections to peak inspiration, end exhalation or random timing. Peak inspiration and end exhalation both gave much smaller standard deviations than random timing, and they recommended end exhalation. Nishikawa and Dohi recommend instead injecting at evenly spaced intervals across the ventilation cycle. Both are right and they answer different questions. End-expiratory injection is the most reproducible, always sampling the same point on the same waveform, which is what trending over hours needs. Evenly spaced injections come closest to the true cycle-averaged output, which is what an absolute value fed into a pulmonary vascular resistance or oxygen delivery calculation needs. What neither permits is injecting whenever the syringe is ready. This is the same principle developed in Module I12 (opens in a new tab) and Module I13 (opens in a new tab): respiration is not random noise superimposed on the cardiovascular measurement but a systematic cardiovascular perturbation. Standardizing respiratory phase improves reproducibility precisely because it prevents the operator from sampling different points on that physiologic oscillation.</w:t>
+      </w:r>
+    </w:p>
+    <w:p>
+      <w:pPr>
+        <w:pStyle w:val="Heading3"/>
+      </w:pPr>
+      <w:r>
+        <w:t>Low output states</w:t>
       </w:r>
     </w:p>
     <w:p>
@@ -813,7 +904,7 @@
     </w:p>
     <w:p>
       <w:r>
-        <w:t>Fick's statement is a general mass balance: the uptake of a substance by the tissues equals blood flow multiplied by the arteriovenous difference in that substance's concentration. Applied to oxygen across the lung, the oxygen entering the blood each minute equals the flow through the lung multiplied by the oxygen each unit of blood picks up.</w:t>
+        <w:t>Fick's statement is a general mass balance: the uptake or release of a substance by an organ equals blood flow through that organ multiplied by the arteriovenous difference in its concentration. Applied to whole-body oxygen consumption, the oxygen used by the tissues each minute equals systemic blood flow multiplied by the oxygen extracted from each unit of blood. At steady state, the same balance can be viewed across the lungs: the oxygen added to pulmonary blood each minute equals the oxygen consumed by the body.</w:t>
       </w:r>
     </w:p>
     <w:p>
@@ -927,18 +1018,34 @@
       </w:r>
     </w:p>
     <w:p>
+      <w:pPr>
+        <w:pStyle w:val="Heading3"/>
+      </w:pPr>
+      <w:r>
+        <w:t>Direct and indirect Fick are not variants of one method</w:t>
+      </w:r>
+    </w:p>
+    <w:p>
       <w:r>
         <w:t>Direct Fick measures oxygen consumption, by Douglas bag or metabolic cart, and with simultaneous arterial and mixed venous sampling it is the reference standard and the arbiter when thermodilution is in doubt. It is also slow, needs equipment most units do not keep at the bedside, and is corrupted by any leak in the circuit, which is why it is rarely done. Indirect Fick substitutes an assumed consumption from a population formula: 125 mL/min/m2 multiplied by body surface area, the LaFarge, Dehmer or Bergstra equations, or a flat 250 mL/min. This is what a catheterization report means by "Fick cardiac output" without qualification.</w:t>
       </w:r>
     </w:p>
     <w:p>
       <w:r>
-        <w:t>Narang and colleagues measured resting consumption by Douglas bag in 535 adults undergoing right heart catheterization and compared it with three published formulae. Measured consumption averaged 241 plus or minus 57 mL/min. All three formulae differed significantly from it, with median absolute differences of 28 to 38 mL/min, and estimated and measured values differed by more than 25 percent in 17 to 25 percent of patients. The discrepancy was worse in severe obesity, above a body mass index of 40, and was unaffected by sex or age.</w:t>
+        <w:t>Narang and colleagues measured resting consumption by Douglas bag in 535 adults undergoing right heart catheterization and compared it with three published formulae. Measured consumption averaged 241 (S.D. +/- 57) mL/min. All three formulae differed significantly from it, with median absolute differences of 28 to 38 mL/min, and estimated and measured values differed by more than 25 percent in 17 to 25 percent of patients. The discrepancy was worse in severe obesity, above a body mass index of 40, and was unaffected by sex or age.</w:t>
       </w:r>
     </w:p>
     <w:p>
       <w:r>
         <w:t>Consumption is the numerator, so a proportional error in the estimate becomes the same proportional error in the output with no attenuation, and the direction is predictable from the patient rather than from the formula. A deeply sedated, paralysed, cooled, ventilated patient consumes less than the population estimate, because the work of breathing is abolished and skeletal muscle is silent, so the numerator is too big and indirect Fick overestimates. A febrile, agitated, shivering or thyrotoxic patient consumes more, so the numerator is too small and it underestimates. Severe pneumonia adds an error that degrades direct Fick too: inflamed lung consumes oxygen drawn from alveolar gas that never appears as a systemic arteriovenous difference, so uptake measured at the mouth exceeds what the content difference accounts for and the output reads too high. Several of these can coexist in one patient pulling opposite ways. That is the real case against indirect Fick in critical care: not that the formulae are badly fitted, but that the intensive care population is furthest from the resting adults they were fitted on.</w:t>
+      </w:r>
+    </w:p>
+    <w:p>
+      <w:pPr>
+        <w:pStyle w:val="Heading3"/>
+      </w:pPr>
+      <w:r>
+        <w:t>The denominator, and why high output is the hard case</w:t>
       </w:r>
     </w:p>
     <w:p>
@@ -949,6 +1056,14 @@
     <w:p>
       <w:r>
         <w:t>Work it. In the example above the content difference was 40.2 mL/L and the output 6.2 L/min. Misread the venous saturation by two points, at 70 rather than 68 percent, and the difference becomes 37.5 mL/L and the output 6.7 L/min, an error of 7 percent. Now take a hyperdynamic septic patient with the same hemoglobin and arterial saturation but a mixed venous saturation of 85 percent. The content difference is 17.4 mL/L and the output 14.4 L/min, and the same two-point error now gives 14.7 mL/L and 17.0 L/min, an error of 18 percent. Nothing changed about the sample. That is why Fick is least trustworthy in high-output states, and why an intracardiac shunt, an arteriovenous dialysis fistula or any other source of arterialized blood in the venous sample is so damaging: each raises the mixed venous saturation, narrows the denominator and inflates the output without touching the flow.</w:t>
+      </w:r>
+    </w:p>
+    <w:p>
+      <w:pPr>
+        <w:pStyle w:val="Heading3"/>
+      </w:pPr>
+      <w:r>
+        <w:t>The venous sample is a technique, not a blood draw</w:t>
       </w:r>
     </w:p>
     <w:p>
@@ -971,7 +1086,7 @@
     </w:p>
     <w:p>
       <w:r>
-        <w:t>Hoeper and colleagues, in the pulmonary hypertension study above, found a mean difference between thermodilution and Fick of plus 0.01 plus or minus 1.1 L/min across 105 paired measurements, holding even in severe tricuspid regurgitation and low output.</w:t>
+        <w:t>Hoeper and colleagues, in the pulmonary hypertension study above, found a mean difference between thermodilution and Fick of plus 0.01 (S.D. +/- 1.1 L/min) across 105 paired measurements, holding even in severe tricuspid regurgitation and low output.</w:t>
       </w:r>
     </w:p>
     <w:p>
@@ -1028,6 +1143,14 @@
       </w:r>
     </w:p>
     <w:p>
+      <w:pPr>
+        <w:pStyle w:val="Heading3"/>
+      </w:pPr>
+      <w:r>
+        <w:t>The cross-sectional area is where the error lives</w:t>
+      </w:r>
+    </w:p>
+    <w:p>
       <w:r>
         <w:t>The diameter is measured in the parasternal long axis view at mid systole with the aortic leaflets fully open, from the junction of the aortic leaflet with the septal endocardium to the junction with the anterior mitral leaflet posteriorly, inner edge to inner edge. It is one linear measurement, and it is then squared.</w:t>
       </w:r>
@@ -1038,8 +1161,36 @@
       </w:r>
     </w:p>
     <w:p>
+      <w:pPr>
+        <w:pStyle w:val="Heading3"/>
+      </w:pPr>
       <w:r>
-        <w:t>Velocity is obtained with pulsed wave Doppler, not continuous wave, because pulsed wave interrogates a defined sample volume at a known depth rather than everything along the beam. The sample volume goes about 5 mm proximal to the aortic annulus in an apical five or three chamber view, and the target is a thin, hollow envelope. A thin band means every red cell in the sample volume is moving at nearly the same velocity, which is laminar flow and the condition under which one traced envelope represents the whole column. A filled-in, spectrally broadened envelope means the sample volume sits where velocities are dispersed, usually too close to the valve. Average three to five beats in sinus rhythm and five to ten in atrial fibrillation.</w:t>
+        <w:t>The velocity time integral</w:t>
+      </w:r>
+    </w:p>
+    <w:p>
+      <w:r>
+        <w:rPr>
+          <w:i/>
+          <w:color w:val="9A6B00"/>
+          <w:sz w:val="19"/>
+        </w:rPr>
+        <w:t>[Physiologic Insight box: What is the Doppler machine actually measuring? Start with one red blood cell. The transducer sends ultrasound into the LVOT at a known frequency. When that wave encounters a red blood cell moving toward the transducer, the reflected ultrasound comes back at a slightly higher frequency. If the cell is moving away, it returns at a slightly lower frequency. That difference between the transmitted and returning frequencies is the Doppler shift. The size of that shift depends on how fast the blood is moving and on how closely the ultrasound beam is aligned with its direction of travel. Δf = (2 × f0 × v × cosθ) ÷ cΔf, the Doppler shift; f0, the transmitted frequency; v, blood velocity; θ, the angle between the ultrasound beam and the direction of flow; c, the speed of sound in tissue. The important point is what the machine does with it: because it knows the transmitted frequency, assumes the speed of sound in tissue, and knows the direction of its own beam, it converts the measured frequency shift into a velocity. Pulsed-wave Doppler is therefore essentially giving the blood passing through one small chosen region of the LVOT a continuous series of speed tickets. But blood does not leave the ventricle at one constant speed. At the beginning of systole it accelerates, reaches a peak velocity, then decelerates as ejection ends. The spectral Doppler envelope plots that changing velocity on the vertical axis against time on the horizontal axis. Now comes the key step. If something travels at 100 cm/s for 1 second, it travels 100 cm. More generally, distance equals velocity multiplied by time. When velocity is continuously changing, we cannot multiply one velocity by one time. Instead, we add together all of the tiny distances travelled during each tiny interval of systole. Mathematically, that is what integrating the velocity-time curve does. VTI = ∫v(t) dtVTI, the velocity time integral, the area under the velocity-time curve. Velocity is measured in cm/s and time in seconds, so the seconds cancel and the result is measured in centimetres. That is why VTI is reported in centimetres. It is not another velocity measurement. It is the stroke distance: the distance that a column of blood would travel through the LVOT during that single ejection. Once that idea is clear, stroke volume becomes geometry. If the LVOT has a cross-sectional area of 3 cm2 and the blood column travels 20 cm during systole, the ventricle has effectively pushed a cylinder of blood with a 3 cm2 base through a distance of 20 cm. SV = CSA × VTI = 3 cm2 × 20 cm = 60 mLSV, stroke volume. Because 1 cm3 equals 1 mL, an area multiplied by a distance is a volume with no conversion factor. So the LVOT diameter tells you how wide the ejected column is. Doppler tells you how fast it moves at every instant. Integrating those velocities tells you how far it travels. And area multiplied by distance gives you the volume ejected in one beat. There is one final consequence hidden in the Doppler equation. The machine only sees the component of blood velocity that lies along the ultrasound beam because velocity is multiplied by cosθ. Perfect alignment makes θ approach zero and cosθ approach 1. As the beam moves away from parallel, an increasing part of the true velocity becomes invisible to Doppler. That is why alignment is not merely an image-quality preference: it is part of the physics of the measurement.]</w:t>
+      </w:r>
+    </w:p>
+    <w:p>
+      <w:r>
+        <w:t>Velocity is obtained with pulsed-wave Doppler because, unlike continuous-wave Doppler, it allows the operator to choose exactly where along the beam velocity is sampled. From an apical five or three chamber view, place the sample volume in the centre of the LVOT, approximately 5 mm proximal to the aortic valve, and then let the spectrum tell you whether you are actually in the right place.</w:t>
+      </w:r>
+    </w:p>
+    <w:p>
+      <w:r>
+        <w:t>A good LVOT tracing should look like smooth, mostly laminar flow. The outer border of the spectrum is bright and well defined, while the inside remains relatively dark. If the spectrum becomes broad and filled in, first ask whether the sample volume has moved too close to the valve, or the LVOT walls, where blood is beginning to accelerate and velocities become less uniform. Also check the Doppler gain, because too much gain can make a normal spectrum look artificially filled in.</w:t>
+      </w:r>
+    </w:p>
+    <w:p>
+      <w:r>
+        <w:t>The valve itself can help you judge position. If you see a clear opening click at the start of ejection, the sample volume is probably too close to the aortic valve and should be moved slightly back into the LVOT. A closing click at the end of systole, without an opening click at the beginning, is reassuring that you are close to the valve but still sampling on the ventricular side. In practice, do not chase an exact "5 mm" distance. Chase the clean LVOT signal that should come from that region. Average three to five beats in sinus rhythm and five to ten in atrial fibrillation.</w:t>
       </w:r>
     </w:p>
     <w:p>
@@ -1084,7 +1235,7 @@
           <w:color w:val="777777"/>
           <w:sz w:val="19"/>
         </w:rPr>
-        <w:t>A traced outflow tract envelope, following the outer edge of the dense modal signal from the onset of ejection to aortic valve closure. The machine returns its integral in centimetres, and the thin hollow shape is the sign that the sample volume sits in laminar flow.Source: HemoSim hemodynamics module (v2022), slide 409.</w:t>
+        <w:t>A properly acquired LVOT pulsed-wave Doppler spectrum. The narrow, dense outer envelope and relatively clear spectral window indicate predominantly laminar flow. The sample volume should remain proximal to the valve: an opening click suggests that the gate has moved too close to the valve, while a closing spectrum at end systole can help confirm a near-valvular LVOT position. Trace the dense modal envelope, not the faint spectral dispersion outside it.Source: HemoSim hemodynamics module (v2022), slide 409.</w:t>
       </w:r>
     </w:p>
     <w:p>
@@ -1099,7 +1250,12 @@
     </w:p>
     <w:p>
       <w:r>
-        <w:t>Doppler measures only the component of velocity lying along the beam, so a beam not parallel to flow reports a velocity reduced by the cosine of the intercept angle. The error is therefore always in one direction: an off-axis beam underestimates velocity, the integral and the output, and never overestimates them. At 20 degrees the cosine is 0.94, so the output is understated by about 6 percent, which is the basis of the conventional 20 degree limit, and at 30 degrees the cosine is 0.87 and the understatement is 13 percent. Knowing the direction is what makes this actionable: an unexpectedly low echocardiographic output in a patient with a difficult window is a floor, not a measurement.</w:t>
+        <w:t>Once the correct spectrum has been acquired, the next source of error is where the trace is drawn. The VTI should follow the outer edge of the dense modal signal, which represents the velocity carried by the majority of red cells, rather than the faint low-density spectral dispersion extending beyond it. A useful bedside rule is: trace the jawline, not the beard. The jawline is the sharply defined dense envelope. The beard is the wispy spectral fuzz outside it. Including the beard enlarges the integrated area and can overestimate VTI, stroke volume and cardiac output.</w:t>
+      </w:r>
+    </w:p>
+    <w:p>
+      <w:r>
+        <w:t>Doppler works best when the ultrasound beam points in the same direction as blood flow. If the beam is perfectly aligned with the blood leaving the ventricle, the machine sees essentially all of its velocity. As the beam becomes more angled, it sees only part of that motion, and the measured velocity becomes progressively lower than the true velocity. That is why alignment matters so much when measuring LVOT VTI. A poor angle makes the blood look slower than it really is, so the closer the Doppler beam is to parallel with LVOT flow, the more trustworthy the measurement. This error has a predictable direction: Doppler misalignment underestimates velocity and therefore underestimates the VTI and the cardiac output derived from it. The reason comes from the cosine term in the Doppler equation. With perfect alignment the angle is 0 degrees and its cosine is 1, so essentially all of the velocity is measured. As the angle increases, the cosine becomes smaller and so does the velocity seen by the machine. At 20 degrees the cosine is 0.94, corresponding to an underestimate of about 6 percent. At 30 degrees it is 0.87, and the underestimate grows to about 13 percent. Knowing the direction of the error makes it clinically useful: when Doppler misalignment is the dominant problem, the measured VTI and derived cardiac output should be regarded as lower estimates of their true values.</w:t>
       </w:r>
     </w:p>
     <w:p>
@@ -1235,6 +1391,14 @@
         </w:rPr>
         <w:br/>
         <w:t>CO = 59.7 × 100 = 5,970 mL/min = 5.97 L/minOutflow tract diameter 2.0 cm, velocity time integral 19 cm, heart rate 100. Because 1 cm3 equals 1 mL, the product of an area in cm2 and a length in cm is a volume in mL with no conversion factor.</w:t>
+      </w:r>
+    </w:p>
+    <w:p>
+      <w:pPr>
+        <w:pStyle w:val="Heading3"/>
+      </w:pPr>
+      <w:r>
+        <w:t>Tracking rather than measuring: the integral and the minute distance</w:t>
       </w:r>
     </w:p>
     <w:p>
@@ -1381,7 +1545,7 @@
               <w:rPr>
                 <w:sz w:val="18"/>
               </w:rPr>
-              <w:t>Fick, ideally with measured consumption</w:t>
+              <w:t>Fick with measured V̇O2 and appropriate oximetry to quantify systemic and pulmonary flows</w:t>
             </w:r>
           </w:p>
         </w:tc>
@@ -1463,7 +1627,7 @@
               <w:rPr>
                 <w:sz w:val="18"/>
               </w:rPr>
-              <w:t>Two methods, with direct Fick as arbiter</w:t>
+              <w:t>If another method is not available, thermodilution with careful curve review and repeated measurements, corroborated with direct Fick when discordant</w:t>
             </w:r>
           </w:p>
         </w:tc>
@@ -1476,7 +1640,7 @@
               <w:rPr>
                 <w:sz w:val="18"/>
               </w:rPr>
-              <w:t>Precision is reliably degraded and the direction of bias is not predictable</w:t>
+              <w:t>TR can alter indicator recirculation, but a systematic directional bias is not consistent across studies</w:t>
             </w:r>
           </w:p>
         </w:tc>
@@ -1653,7 +1817,7 @@
     </w:p>
     <w:p>
       <w:r>
-        <w:t>The oxygen story. A low output should come with a low mixed venous saturation, because a body extracting the same oxygen from less flow returns blood with less left in it. An output of 2.2 L/min alongside a mixed venous saturation of 68 percent, a normal lactate, preserved urine output and warm extremities is not cardiogenic shock, it is a measurement to repeat, starting with the injectate volume on the setup screen. Conversely, an output of 3.0 L/min with a mixed venous saturation of 82 percent and a lactate of 5.0 mmol/L is not an artefact to explain away: it is the signature of impaired extraction in distributive shock. Module I6 gives the mechanism and Module I11 the markers.</w:t>
+        <w:t>The oxygen story. A low output should come with a low mixed venous saturation, because a body extracting the same oxygen from less flow returns blood with less left in it. An output of 2.2 L/min alongside a mixed venous saturation of 68 percent, a normal lactate, preserved urine output and warm extremities is physiologically discordant with severe low-flow shock, such as cardiogenic shock, and should prompt verification of the measurement before the number is treated. Conversely, an output of 3.0 L/min with a mixed venous saturation of 82 percent and a lactate of 5.0 mmol/L should not automatically be dismissed as artefact: the combination should raise the possibility of impaired oxygen extraction or maldistributed flow, as can occur in distributive shock. Module I6 gives the mechanism and Module I11 the markers.</w:t>
       </w:r>
     </w:p>
     <w:p>
@@ -1700,6 +1864,39 @@
           <w:i/>
         </w:rPr>
         <w:t>That is why measurement belongs at the end of this sequence rather than the beginning. Module I3 established that a displayed pressure is an inference from an apparatus, and this module makes the same case for a displayed flow. Module I15 did it for the wedge, whose assumption chain fails link by link in much the same way. The common discipline is to hold every displayed number as a claim with conditions attached, and to check them before it changes what you do. Module I17 takes whole patients and asks you to do exactly that, with the interfaces, the waveforms and the flow measurements all in play at once.</w:t>
+      </w:r>
+    </w:p>
+    <w:p>
+      <w:pPr>
+        <w:pStyle w:val="Heading2"/>
+      </w:pPr>
+      <w:r>
+        <w:t>Final reflection: what are we actually trying to improve?</w:t>
+      </w:r>
+    </w:p>
+    <w:p>
+      <w:r>
+        <w:t>After an entire module devoted to measuring cardiac output, the most important point may be that the number itself is rarely the endpoint. There is a reference range for cardiac output, but there is no single cardiac output that is physiologically "normal" for every patient. A flow of 4 L/min may be entirely adequate for one metabolic demand and profoundly inadequate for another. What matters is whether the flow being generated is sufficient to support oxygen delivery to the tissues that need it.</w:t>
+      </w:r>
+    </w:p>
+    <w:p>
+      <w:r>
+        <w:t>This is why attempts to drive every critically ill patient toward predetermined supranormal oxygen-delivery targets failed to improve outcomes. More flow and more oxygen delivery are not automatically better once the needs of the organism are being met. The appropriate cardiac output is therefore not the highest one, nor necessarily the one that falls inside a reference interval. It is the one that supports adequate perfusion for that patient at that moment.</w:t>
+      </w:r>
+    </w:p>
+    <w:p>
+      <w:r>
+        <w:t>That is also why trending cardiac output is often more useful than a single value taken in isolation. The better question is not "Is the cardiac output normal?" but "Did the intervention move flow in the direction we intended, and did perfusion improve with it?" A change in cardiac output is most useful when it helps us understand the physiologic response to an intervention, rather than when it is treated as a target by itself.</w:t>
+      </w:r>
+    </w:p>
+    <w:p>
+      <w:r>
+        <w:t>Cardiac output is consequently something we manipulate in pursuit of perfusion endpoints, not an endpoint we pursue for its own sake. Even then, there is a final leap in the reasoning: improving macrocirculatory flow assumes that the additional flow reaches the microcirculation, that the microcirculation is evenly distributed, that oxygen crosses from blood to tissue, and that it reaches a cell capable of using it for cellular respiration. None of those steps is guaranteed.</w:t>
+      </w:r>
+    </w:p>
+    <w:p>
+      <w:r>
+        <w:t>That is perhaps the final act of faith in hemodynamic resuscitation: we improve what we can measure in the macrocirculation, hoping that the benefit survives the journey all the way to the cell.</w:t>
       </w:r>
     </w:p>
     <w:p/>
@@ -1835,7 +2032,7 @@
           <w:color w:val="444444"/>
           <w:sz w:val="19"/>
         </w:rPr>
-        <w:t>13. Narang N, Thibodeau JT, Levine BD, Gore MO, Ayers CR, Lange RA, Cigarroa JE, Turer AT, de Lemos JA, McGuire DK. Inaccuracy of estimated resting oxygen uptake in the clinical setting. Circulation. 2014;129(2):203-210. doi:10.1161/CIRCULATIONAHA.113.003334.</w:t>
+        <w:t>13. Abualsaud R, Oro P, Harnegie MP, Hockstein MA, Tonelli AR, Siuba MT. Time to Calm the Fick Down? A Systematic Review and Meta-Analysis of Thermodilution Compared to Direct Fick in Tricuspid Regurgitation. CJC Open. 2024;6(9):1138-1144. doi:10.1016/j.cjco.2024.05.008. Free full text.</w:t>
       </w:r>
     </w:p>
     <w:p>
@@ -1844,7 +2041,7 @@
           <w:color w:val="444444"/>
           <w:sz w:val="19"/>
         </w:rPr>
-        <w:t>14. Opotowsky AR, Hess E, Maron BA, Brittain EL, Barón AE, Maddox TM, Alshawabkeh LI, Wertheim BM, Xu M, Assad TR, Rich JD, Choudhary G, Tedford RJ. Thermodilution vs estimated Fick cardiac output measurement in clinical practice: an analysis of mortality from the Veterans Affairs Clinical Assessment, Reporting, and Tracking (VA CART) program and Vanderbilt University. JAMA Cardiol. 2017;2(10):1090-1099. doi:10.1001/jamacardio.2017.2945. Free full text.</w:t>
+        <w:t>14. Narang N, Thibodeau JT, Levine BD, Gore MO, Ayers CR, Lange RA, Cigarroa JE, Turer AT, de Lemos JA, McGuire DK. Inaccuracy of estimated resting oxygen uptake in the clinical setting. Circulation. 2014;129(2):203-210. doi:10.1161/CIRCULATIONAHA.113.003334.</w:t>
       </w:r>
     </w:p>
     <w:p>
@@ -1853,7 +2050,7 @@
           <w:color w:val="444444"/>
           <w:sz w:val="19"/>
         </w:rPr>
-        <w:t>15. Critchley LA, Critchley JA. A meta-analysis of studies using bias and precision statistics to compare cardiac output measurement techniques. J Clin Monit Comput. 1999;15(2):85-91. doi:10.1023/a:1009982611386.</w:t>
+        <w:t>15. Opotowsky AR, Hess E, Maron BA, Brittain EL, Barón AE, Maddox TM, et al. Thermodilution vs Estimated Fick Cardiac Output Measurement in Clinical Practice: An Analysis of Mortality From the Veterans Affairs Clinical Assessment, Reporting, and Tracking (VA CART) Program and Vanderbilt University. JAMA Cardiol. 2017;2(10):1090-1099. doi:10.1001/jamacardio.2017.2945. Free full text.</w:t>
       </w:r>
     </w:p>
     <w:p>
@@ -1862,7 +2059,7 @@
           <w:color w:val="444444"/>
           <w:sz w:val="19"/>
         </w:rPr>
-        <w:t>16. Mercado P, Maizel J, Beyls C, Titeca-Beauport D, Joris M, Kontar L, Riviere A, Bonef O, Soupison T, Tribouilloy C, de Cagny B, Slama M. Transthoracic echocardiography: an accurate and precise method for estimating cardiac output in the critically ill patient. Crit Care. 2017;21(1):136. doi:10.1186/s13054-017-1737-7. Free full text.</w:t>
+        <w:t>16. Critchley LA, Critchley JA. A meta-analysis of studies using bias and precision statistics to compare cardiac output measurement techniques. J Clin Monit Comput. 1999;15(2):85-91. doi:10.1023/a:1009982611386.</w:t>
       </w:r>
     </w:p>
     <w:p>
@@ -1871,7 +2068,16 @@
           <w:color w:val="444444"/>
           <w:sz w:val="19"/>
         </w:rPr>
-        <w:t>17. Blanco P. Rationale for using the velocity-time integral and the minute distance for assessing the stroke volume and cardiac output in point-of-care settings. Ultrasound J. 2020;12(1):21. doi:10.1186/s13089-020-00170-x. Free full text.</w:t>
+        <w:t>17. Mercado P, Maizel J, Beyls C, Titeca-Beauport D, Joris M, Kontar L, Riviere A, Bonef O, Soupison T, Tribouilloy C, de Cagny B, Slama M. Transthoracic echocardiography: an accurate and precise method for estimating cardiac output in the critically ill patient. Crit Care. 2017;21(1):136. doi:10.1186/s13054-017-1737-7. Free full text.</w:t>
+      </w:r>
+    </w:p>
+    <w:p>
+      <w:r>
+        <w:rPr>
+          <w:color w:val="444444"/>
+          <w:sz w:val="19"/>
+        </w:rPr>
+        <w:t>18. Blanco P. Rationale for using the velocity-time integral and the minute distance for assessing the stroke volume and cardiac output in point-of-care settings. Ultrasound J. 2020;12(1):21. doi:10.1186/s13089-020-00170-x. Free full text.</w:t>
       </w:r>
     </w:p>
     <w:sectPr>

--- a/Module Edit Docs/I16 - Edit Doc.docx
+++ b/Module Edit Docs/I16 - Edit Doc.docx
@@ -28,7 +28,7 @@
           <w:color w:val="B00000"/>
           <w:sz w:val="21"/>
         </w:rPr>
-        <w:t>ISSUES FLAGGED FOR THIS MODULE (9)</w:t>
+        <w:t>ISSUES FLAGGED FOR THIS MODULE (10)</w:t>
       </w:r>
     </w:p>
     <w:p>
@@ -129,6 +129,16 @@
           <w:sz w:val="19"/>
         </w:rPr>
         <w:t>[NOTE: Fixup pass (2026-09-13) applied three missed Gustavo insertions the first pass's extractor dropped: the TR "rule" paragraph (reworded to drop "honest," now "defensible rule"), the Fick principle mass-balance paragraph (was missing entirely, inserted after the heading), and the Doppler misalignment direction paragraph (replaced the old off-axis-beam sentences, cosine values retained). The struck pulsed-wave paragraph was already superseded by the first pass's three-paragraph restructure, so no deletion was needed. lint_page.py i16.html: 0 problems.]</w:t>
+      </w:r>
+    </w:p>
+    <w:p>
+      <w:r>
+        <w:rPr>
+          <w:i/>
+          <w:color w:val="5A5A5A"/>
+          <w:sz w:val="19"/>
+        </w:rPr>
+        <w:t>[NOTE: Figure placement pass (2026-09-13) placed the two Gustavo-pasted images noted above as figures beside their existing counterparts rather than leaving them out. i16-paste4.png (Fick mass-balance diagram) placed as img/i16-fick-mass-balance-gustavo.jpg immediately after the slide378 Fick figure. i16-paste7.png (CSA and theta alignment diagram) placed as img/i16-csa-theta-alignment-gustavo.jpg immediately after the slide408 figure. Both credited to Gustavo, neither reproduced from a paper, so no source-to-confirm. lint_page.py i16.html: 0 problems.]</w:t>
       </w:r>
     </w:p>
     <w:p/>
@@ -964,6 +974,61 @@
     </w:p>
     <w:p>
       <w:r>
+        <w:drawing>
+          <wp:inline xmlns:a="http://schemas.openxmlformats.org/drawingml/2006/main" xmlns:pic="http://schemas.openxmlformats.org/drawingml/2006/picture">
+            <wp:extent cx="2834640" cy="1595497"/>
+            <wp:docPr id="4" name="Picture 4"/>
+            <wp:cNvGraphicFramePr>
+              <a:graphicFrameLocks noChangeAspect="1"/>
+            </wp:cNvGraphicFramePr>
+            <a:graphic>
+              <a:graphicData uri="http://schemas.openxmlformats.org/drawingml/2006/picture">
+                <pic:pic>
+                  <pic:nvPicPr>
+                    <pic:cNvPr id="0" name="i16-fick-mass-balance-gustavo.jpg"/>
+                    <pic:cNvPicPr/>
+                  </pic:nvPicPr>
+                  <pic:blipFill>
+                    <a:blip r:embed="rId12"/>
+                    <a:stretch>
+                      <a:fillRect/>
+                    </a:stretch>
+                  </pic:blipFill>
+                  <pic:spPr>
+                    <a:xfrm>
+                      <a:off x="0" y="0"/>
+                      <a:ext cx="2834640" cy="1595497"/>
+                    </a:xfrm>
+                    <a:prstGeom prst="rect"/>
+                  </pic:spPr>
+                </pic:pic>
+              </a:graphicData>
+            </a:graphic>
+          </wp:inline>
+        </w:drawing>
+      </w:r>
+    </w:p>
+    <w:p>
+      <w:r>
+        <w:rPr>
+          <w:color w:val="777777"/>
+          <w:sz w:val="19"/>
+        </w:rPr>
+        <w:t>A second rendering of the same mass balance, with the oxygen content of blood entering and leaving the lung tracked directly rather than over the pig silhouette of the slide above. The venous and arterial values are the same ones used in the worked calculation that follows.Drawn by Gustavo García Chávez for this module.</w:t>
+      </w:r>
+    </w:p>
+    <w:p>
+      <w:r>
+        <w:rPr>
+          <w:i/>
+          <w:color w:val="C0392B"/>
+          <w:sz w:val="19"/>
+        </w:rPr>
+        <w:t>[Layout note: figure shown small here. On the web it is currently capped at 640px wide. Say if you want it smaller/larger, moved, cropped, or replaced.]</w:t>
+      </w:r>
+    </w:p>
+    <w:p>
+      <w:r>
         <w:rPr>
           <w:rFonts w:ascii="Consolas" w:hAnsi="Consolas"/>
           <w:sz w:val="21"/>
@@ -1198,7 +1263,7 @@
         <w:drawing>
           <wp:inline xmlns:a="http://schemas.openxmlformats.org/drawingml/2006/main" xmlns:pic="http://schemas.openxmlformats.org/drawingml/2006/picture">
             <wp:extent cx="2834640" cy="2124891"/>
-            <wp:docPr id="4" name="Picture 4"/>
+            <wp:docPr id="5" name="Picture 5"/>
             <wp:cNvGraphicFramePr>
               <a:graphicFrameLocks noChangeAspect="1"/>
             </wp:cNvGraphicFramePr>
@@ -1210,7 +1275,7 @@
                     <pic:cNvPicPr/>
                   </pic:nvPicPr>
                   <pic:blipFill>
-                    <a:blip r:embed="rId12"/>
+                    <a:blip r:embed="rId13"/>
                     <a:stretch>
                       <a:fillRect/>
                     </a:stretch>
@@ -1263,7 +1328,7 @@
         <w:drawing>
           <wp:inline xmlns:a="http://schemas.openxmlformats.org/drawingml/2006/main" xmlns:pic="http://schemas.openxmlformats.org/drawingml/2006/picture">
             <wp:extent cx="2834640" cy="4679830"/>
-            <wp:docPr id="5" name="Picture 5"/>
+            <wp:docPr id="6" name="Picture 6"/>
             <wp:cNvGraphicFramePr>
               <a:graphicFrameLocks noChangeAspect="1"/>
             </wp:cNvGraphicFramePr>
@@ -1275,7 +1340,7 @@
                     <pic:cNvPicPr/>
                   </pic:nvPicPr>
                   <pic:blipFill>
-                    <a:blip r:embed="rId13"/>
+                    <a:blip r:embed="rId14"/>
                     <a:stretch>
                       <a:fillRect/>
                     </a:stretch>
@@ -1317,8 +1382,63 @@
       <w:r>
         <w:drawing>
           <wp:inline xmlns:a="http://schemas.openxmlformats.org/drawingml/2006/main" xmlns:pic="http://schemas.openxmlformats.org/drawingml/2006/picture">
+            <wp:extent cx="2834640" cy="4253479"/>
+            <wp:docPr id="7" name="Picture 7"/>
+            <wp:cNvGraphicFramePr>
+              <a:graphicFrameLocks noChangeAspect="1"/>
+            </wp:cNvGraphicFramePr>
+            <a:graphic>
+              <a:graphicData uri="http://schemas.openxmlformats.org/drawingml/2006/picture">
+                <pic:pic>
+                  <pic:nvPicPr>
+                    <pic:cNvPr id="0" name="i16-csa-theta-alignment-gustavo.jpg"/>
+                    <pic:cNvPicPr/>
+                  </pic:nvPicPr>
+                  <pic:blipFill>
+                    <a:blip r:embed="rId15"/>
+                    <a:stretch>
+                      <a:fillRect/>
+                    </a:stretch>
+                  </pic:blipFill>
+                  <pic:spPr>
+                    <a:xfrm>
+                      <a:off x="0" y="0"/>
+                      <a:ext cx="2834640" cy="4253479"/>
+                    </a:xfrm>
+                    <a:prstGeom prst="rect"/>
+                  </pic:spPr>
+                </pic:pic>
+              </a:graphicData>
+            </a:graphic>
+          </wp:inline>
+        </w:drawing>
+      </w:r>
+    </w:p>
+    <w:p>
+      <w:r>
+        <w:rPr>
+          <w:color w:val="777777"/>
+          <w:sz w:val="19"/>
+        </w:rPr>
+        <w:t>The same intercept angle shown against the anatomy it is measured from. The probe beam is drawn diverging from the true direction of flow through the outflow tract by theta, the angle whose cosine sets the fraction of the true velocity that the Doppler signal actually reports.Drawn by Gustavo García Chávez for this module.</w:t>
+      </w:r>
+    </w:p>
+    <w:p>
+      <w:r>
+        <w:rPr>
+          <w:i/>
+          <w:color w:val="C0392B"/>
+          <w:sz w:val="19"/>
+        </w:rPr>
+        <w:t>[Layout note: figure shown small here. On the web it is currently capped at 400px wide. Say if you want it smaller/larger, moved, cropped, or replaced.]</w:t>
+      </w:r>
+    </w:p>
+    <w:p>
+      <w:r>
+        <w:drawing>
+          <wp:inline xmlns:a="http://schemas.openxmlformats.org/drawingml/2006/main" xmlns:pic="http://schemas.openxmlformats.org/drawingml/2006/picture">
             <wp:extent cx="2834640" cy="1736074"/>
-            <wp:docPr id="6" name="Picture 6"/>
+            <wp:docPr id="8" name="Picture 8"/>
             <wp:cNvGraphicFramePr>
               <a:graphicFrameLocks noChangeAspect="1"/>
             </wp:cNvGraphicFramePr>
@@ -1330,7 +1450,7 @@
                     <pic:cNvPicPr/>
                   </pic:nvPicPr>
                   <pic:blipFill>
-                    <a:blip r:embed="rId14"/>
+                    <a:blip r:embed="rId16"/>
                     <a:stretch>
                       <a:fillRect/>
                     </a:stretch>
